--- a/research-digest/wechat/2026-07-01.docx
+++ b/research-digest/wechat/2026-07-01.docx
@@ -32,13 +32,26 @@
     </w:p>
     <w:p>
       <w:pPr>
-        <w:spacing w:before="400" w:after="160"/>
+        <w:spacing w:before="480" w:after="40"/>
       </w:pPr>
       <w:r>
         <w:rPr>
           <w:b/>
-          <w:color w:val="004B7A"/>
-          <w:sz w:val="24"/>
+          <w:color w:val="1C5D54"/>
+          <w:sz w:val="30"/>
+        </w:rPr>
+        <w:t>Ⅰ  经济学 · Economics（1）</w:t>
+      </w:r>
+    </w:p>
+    <w:p>
+      <w:pPr>
+        <w:spacing w:before="240" w:after="120"/>
+      </w:pPr>
+      <w:r>
+        <w:rPr>
+          <w:b/>
+          <w:color w:val="888888"/>
+          <w:sz w:val="22"/>
         </w:rPr>
         <w:t>▎ Journal of Risk and Uncertainty</w:t>
       </w:r>
@@ -102,13 +115,26 @@
     </w:p>
     <w:p>
       <w:pPr>
-        <w:spacing w:before="400" w:after="160"/>
+        <w:spacing w:before="480" w:after="40"/>
       </w:pPr>
       <w:r>
         <w:rPr>
           <w:b/>
-          <w:color w:val="004B7A"/>
-          <w:sz w:val="24"/>
+          <w:color w:val="8A2B3A"/>
+          <w:sz w:val="30"/>
+        </w:rPr>
+        <w:t>Ⅱ  心理学 · Psychology（4）</w:t>
+      </w:r>
+    </w:p>
+    <w:p>
+      <w:pPr>
+        <w:spacing w:before="240" w:after="120"/>
+      </w:pPr>
+      <w:r>
+        <w:rPr>
+          <w:b/>
+          <w:color w:val="888888"/>
+          <w:sz w:val="22"/>
         </w:rPr>
         <w:t>▎ PNAS</w:t>
       </w:r>
@@ -243,15 +269,15 @@
     </w:p>
     <w:p>
       <w:pPr>
-        <w:spacing w:before="400" w:after="160"/>
+        <w:spacing w:before="240" w:after="120"/>
       </w:pPr>
       <w:r>
         <w:rPr>
           <w:b/>
-          <w:color w:val="004B7A"/>
-          <w:sz w:val="24"/>
+          <w:color w:val="888888"/>
+          <w:sz w:val="22"/>
         </w:rPr>
-        <w:t>▎ Nature Neuroscience</w:t>
+        <w:t>▎ Psychological Methods</w:t>
       </w:r>
     </w:p>
     <w:p>
@@ -267,6 +293,159 @@
         <w:t xml:space="preserve">4. </w:t>
       </w:r>
       <w:hyperlink r:id="rId12">
+        <w:r>
+          <w:rPr>
+            <w:color w:val="004B7A"/>
+            <w:u w:val="single"/>
+            <w:b/>
+            <w:sz w:val="26"/>
+          </w:rPr>
+          <w:t xml:space="preserve">Scaling cognitive modeling to big data: A deep learning approach to studying individual differences in evidence accumulation model parameters.</w:t>
+        </w:r>
+      </w:hyperlink>
+    </w:p>
+    <w:p>
+      <w:pPr>
+        <w:spacing w:after="100"/>
+      </w:pPr>
+      <w:r>
+        <w:rPr>
+          <w:b w:val="0"/>
+          <w:color w:val="888888"/>
+          <w:sz w:val="18"/>
+        </w:rPr>
+        <w:t>von Krause, M., Radev, S.</w:t>
+      </w:r>
+    </w:p>
+    <w:p>
+      <w:pPr>
+        <w:spacing w:after="80"/>
+      </w:pPr>
+      <w:r>
+        <w:rPr>
+          <w:b/>
+          <w:color w:val="1A1A1A"/>
+          <w:sz w:val="22"/>
+        </w:rPr>
+        <w:t xml:space="preserve">内容简介 · </w:t>
+      </w:r>
+      <w:r>
+        <w:rPr>
+          <w:b w:val="0"/>
+          <w:sz w:val="22"/>
+        </w:rPr>
+        <w:t>This paper presents a deep learning–based Bayesian workflow for rapidly estimating drift-diffusion model parameters at scale (N &gt; 5 million IAT trials), revealing small but consistent links between latent cognitive parameters (especially drift-rate variability) and socioeconomic variables. It demonstrates how amortized inference can extend cognitive process modeling to large behavioral datasets.</w:t>
+      </w:r>
+    </w:p>
+    <w:p>
+      <w:pPr>
+        <w:spacing w:before="240" w:after="120"/>
+      </w:pPr>
+      <w:r>
+        <w:rPr>
+          <w:b/>
+          <w:color w:val="888888"/>
+          <w:sz w:val="22"/>
+        </w:rPr>
+        <w:t>▎ PLOS Computational Biology</w:t>
+      </w:r>
+    </w:p>
+    <w:p>
+      <w:pPr>
+        <w:spacing w:after="40"/>
+      </w:pPr>
+      <w:r>
+        <w:rPr>
+          <w:b/>
+          <w:color w:val="1A1A1A"/>
+          <w:sz w:val="26"/>
+        </w:rPr>
+        <w:t xml:space="preserve">5. </w:t>
+      </w:r>
+      <w:hyperlink r:id="rId13">
+        <w:r>
+          <w:rPr>
+            <w:color w:val="004B7A"/>
+            <w:u w:val="single"/>
+            <w:b/>
+            <w:sz w:val="26"/>
+          </w:rPr>
+          <w:t xml:space="preserve">Delayed reward information is underweighted in reinforcement learning with dispersed feedback</w:t>
+        </w:r>
+      </w:hyperlink>
+    </w:p>
+    <w:p>
+      <w:pPr>
+        <w:spacing w:after="100"/>
+      </w:pPr>
+      <w:r>
+        <w:rPr>
+          <w:b w:val="0"/>
+          <w:color w:val="888888"/>
+          <w:sz w:val="18"/>
+        </w:rPr>
+        <w:t>Cotet, M., Poensgen, D., Krajbich, I.</w:t>
+      </w:r>
+    </w:p>
+    <w:p>
+      <w:pPr>
+        <w:spacing w:after="80"/>
+      </w:pPr>
+      <w:r>
+        <w:rPr>
+          <w:b/>
+          <w:color w:val="1A1A1A"/>
+          <w:sz w:val="22"/>
+        </w:rPr>
+        <w:t xml:space="preserve">内容简介 · </w:t>
+      </w:r>
+      <w:r>
+        <w:rPr>
+          <w:b w:val="0"/>
+          <w:sz w:val="22"/>
+        </w:rPr>
+        <w:t>This study uses behavioral experiments and eye tracking to show that people overweight immediate reward information relative to delayed reward information even when both are equally relevant, revealing a systematic bias in reinforcement learning that worsens over time and persists when learning vicariously. Gaze data provide mixed evidence for an attentional mechanism underlying this bias.</w:t>
+      </w:r>
+    </w:p>
+    <w:p>
+      <w:pPr>
+        <w:spacing w:before="480" w:after="40"/>
+      </w:pPr>
+      <w:r>
+        <w:rPr>
+          <w:b/>
+          <w:color w:val="3D3A78"/>
+          <w:sz w:val="30"/>
+        </w:rPr>
+        <w:t>Ⅲ  神经科学 · Neuroscience（2）</w:t>
+      </w:r>
+    </w:p>
+    <w:p>
+      <w:pPr>
+        <w:spacing w:before="240" w:after="120"/>
+      </w:pPr>
+      <w:r>
+        <w:rPr>
+          <w:b/>
+          <w:color w:val="888888"/>
+          <w:sz w:val="22"/>
+        </w:rPr>
+        <w:t>▎ Nature Neuroscience</w:t>
+      </w:r>
+    </w:p>
+    <w:p>
+      <w:pPr>
+        <w:spacing w:after="40"/>
+      </w:pPr>
+      <w:r>
+        <w:rPr>
+          <w:b/>
+          <w:color w:val="1A1A1A"/>
+          <w:sz w:val="26"/>
+        </w:rPr>
+        <w:t xml:space="preserve">6. </w:t>
+      </w:r>
+      <w:hyperlink r:id="rId14">
         <w:r>
           <w:rPr>
             <w:color w:val="004B7A"/>
@@ -313,13 +492,13 @@
     </w:p>
     <w:p>
       <w:pPr>
-        <w:spacing w:before="400" w:after="160"/>
+        <w:spacing w:before="240" w:after="120"/>
       </w:pPr>
       <w:r>
         <w:rPr>
           <w:b/>
-          <w:color w:val="004B7A"/>
-          <w:sz w:val="24"/>
+          <w:color w:val="888888"/>
+          <w:sz w:val="22"/>
         </w:rPr>
         <w:t>▎ Nature Communications</w:t>
       </w:r>
@@ -334,9 +513,9 @@
           <w:color w:val="1A1A1A"/>
           <w:sz w:val="26"/>
         </w:rPr>
-        <w:t xml:space="preserve">5. </w:t>
+        <w:t xml:space="preserve">7. </w:t>
       </w:r>
-      <w:hyperlink r:id="rId13">
+      <w:hyperlink r:id="rId15">
         <w:r>
           <w:rPr>
             <w:color w:val="004B7A"/>
@@ -379,146 +558,6 @@
           <w:sz w:val="22"/>
         </w:rPr>
         <w:t>This study uses fMRI-derived neural similarity between lotteries to predict context effects on choice, showing that neural representations capture both explicit and latent attributes that shape decision biases better than traditional attribute-based models.</w:t>
-      </w:r>
-    </w:p>
-    <w:p>
-      <w:pPr>
-        <w:spacing w:before="400" w:after="160"/>
-      </w:pPr>
-      <w:r>
-        <w:rPr>
-          <w:b/>
-          <w:color w:val="004B7A"/>
-          <w:sz w:val="24"/>
-        </w:rPr>
-        <w:t>▎ Psychological Methods</w:t>
-      </w:r>
-    </w:p>
-    <w:p>
-      <w:pPr>
-        <w:spacing w:after="40"/>
-      </w:pPr>
-      <w:r>
-        <w:rPr>
-          <w:b/>
-          <w:color w:val="1A1A1A"/>
-          <w:sz w:val="26"/>
-        </w:rPr>
-        <w:t xml:space="preserve">6. </w:t>
-      </w:r>
-      <w:hyperlink r:id="rId14">
-        <w:r>
-          <w:rPr>
-            <w:color w:val="004B7A"/>
-            <w:u w:val="single"/>
-            <w:b/>
-            <w:sz w:val="26"/>
-          </w:rPr>
-          <w:t xml:space="preserve">Scaling cognitive modeling to big data: A deep learning approach to studying individual differences in evidence accumulation model parameters.</w:t>
-        </w:r>
-      </w:hyperlink>
-    </w:p>
-    <w:p>
-      <w:pPr>
-        <w:spacing w:after="100"/>
-      </w:pPr>
-      <w:r>
-        <w:rPr>
-          <w:b w:val="0"/>
-          <w:color w:val="888888"/>
-          <w:sz w:val="18"/>
-        </w:rPr>
-        <w:t>von Krause, M., Radev, S.</w:t>
-      </w:r>
-    </w:p>
-    <w:p>
-      <w:pPr>
-        <w:spacing w:after="80"/>
-      </w:pPr>
-      <w:r>
-        <w:rPr>
-          <w:b/>
-          <w:color w:val="1A1A1A"/>
-          <w:sz w:val="22"/>
-        </w:rPr>
-        <w:t xml:space="preserve">内容简介 · </w:t>
-      </w:r>
-      <w:r>
-        <w:rPr>
-          <w:b w:val="0"/>
-          <w:sz w:val="22"/>
-        </w:rPr>
-        <w:t>This paper presents a deep learning–based Bayesian workflow for rapidly estimating drift-diffusion model parameters at scale (N &gt; 5 million IAT trials), revealing small but consistent links between latent cognitive parameters (especially drift-rate variability) and socioeconomic variables. It demonstrates how amortized inference can extend cognitive process modeling to large behavioral datasets.</w:t>
-      </w:r>
-    </w:p>
-    <w:p>
-      <w:pPr>
-        <w:spacing w:before="400" w:after="160"/>
-      </w:pPr>
-      <w:r>
-        <w:rPr>
-          <w:b/>
-          <w:color w:val="004B7A"/>
-          <w:sz w:val="24"/>
-        </w:rPr>
-        <w:t>▎ PLOS Computational Biology</w:t>
-      </w:r>
-    </w:p>
-    <w:p>
-      <w:pPr>
-        <w:spacing w:after="40"/>
-      </w:pPr>
-      <w:r>
-        <w:rPr>
-          <w:b/>
-          <w:color w:val="1A1A1A"/>
-          <w:sz w:val="26"/>
-        </w:rPr>
-        <w:t xml:space="preserve">7. </w:t>
-      </w:r>
-      <w:hyperlink r:id="rId15">
-        <w:r>
-          <w:rPr>
-            <w:color w:val="004B7A"/>
-            <w:u w:val="single"/>
-            <w:b/>
-            <w:sz w:val="26"/>
-          </w:rPr>
-          <w:t xml:space="preserve">Delayed reward information is underweighted in reinforcement learning with dispersed feedback</w:t>
-        </w:r>
-      </w:hyperlink>
-    </w:p>
-    <w:p>
-      <w:pPr>
-        <w:spacing w:after="100"/>
-      </w:pPr>
-      <w:r>
-        <w:rPr>
-          <w:b w:val="0"/>
-          <w:color w:val="888888"/>
-          <w:sz w:val="18"/>
-        </w:rPr>
-        <w:t>Cotet, M., Poensgen, D., Krajbich, I.</w:t>
-      </w:r>
-    </w:p>
-    <w:p>
-      <w:pPr>
-        <w:spacing w:after="80"/>
-      </w:pPr>
-      <w:r>
-        <w:rPr>
-          <w:b/>
-          <w:color w:val="1A1A1A"/>
-          <w:sz w:val="22"/>
-        </w:rPr>
-        <w:t xml:space="preserve">内容简介 · </w:t>
-      </w:r>
-      <w:r>
-        <w:rPr>
-          <w:b w:val="0"/>
-          <w:sz w:val="22"/>
-        </w:rPr>
-        <w:t>This study uses behavioral experiments and eye tracking to show that people overweight immediate reward information relative to delayed reward information even when both are equally relevant, revealing a systematic bias in reinforcement learning that worsens over time and persists when learning vicariously. Gaze data provide mixed evidence for an attentional mechanism underlying this bias.</w:t>
       </w:r>
     </w:p>
     <w:p>
